--- a/ru/wisdom-stories/what-breaks-a-marriage.docx
+++ b/ru/wisdom-stories/what-breaks-a-marriage.docx
@@ -224,7 +224,7 @@
           <w:color w:val="000000"/>
           <w:sz w:val="22"/>
         </w:rPr>
-        <w:t>— Ради Бога, отец, чего ты хочешь?</w:t>
+        <w:t>— Ради Аллаха, отец, чего ты хочешь?</w:t>
       </w:r>
     </w:p>
     <w:p>
@@ -365,7 +365,7 @@
           <w:color w:val="9A7417"/>
           <w:sz w:val="22"/>
         </w:rPr>
-        <w:t xml:space="preserve">Мораль: </w:t>
+        <w:t>Мораль: Брак — это искусство прощения. Чтобы любовь и уважение продолжались, обе стороны должны уметь «стирать» недостатки друг друга.</w:t>
       </w:r>
       <w:r>
         <w:rPr>
@@ -375,7 +375,6 @@
           <w:color w:val="3F3826"/>
           <w:sz w:val="22"/>
         </w:rPr>
-        <w:t>Брак — это искусство прощения. Чтобы любовь и уважение продолжались, обе стороны должны уметь «стирать» недостатки друг друга.</w:t>
       </w:r>
     </w:p>
     <w:p>
